--- a/deliverables/twin-1/transcripts/binomial-theorem-l05.docx
+++ b/deliverables/twin-1/transcripts/binomial-theorem-l05.docx
@@ -2336,7 +2336,16 @@
         <w:t>When Binomial Coefficients are multiplied by a constant</w:t>
       </w:r>
       <w:r>
-        <w:t xml:space="preserve">; small red chip </w:t>
+        <w:t xml:space="preserve"> — </w:t>
+      </w:r>
+      <w:r>
+        <w:rPr>
+          <w:b/>
+        </w:rPr>
+        <w:t>printed `Coefficents`</w:t>
+      </w:r>
+      <w:r>
+        <w:t xml:space="preserve">, one i missing; restored here (see U-26); small red chip </w:t>
       </w:r>
       <w:r>
         <w:rPr>
@@ -2862,7 +2871,16 @@
         <w:t>When Binomial Coefficients are divided by a constant</w:t>
       </w:r>
       <w:r>
-        <w:t xml:space="preserve"> (green italic); red chip </w:t>
+        <w:t xml:space="preserve"> — again printed </w:t>
+      </w:r>
+      <w:r>
+        <w:rPr>
+          <w:b/>
+        </w:rPr>
+        <w:t>`Coefficents`</w:t>
+      </w:r>
+      <w:r>
+        <w:t xml:space="preserve"> (see U-26) (green italic); red chip </w:t>
       </w:r>
       <w:r>
         <w:rPr>
